--- a/CARGADEFAULTEO/Solo nos vamos a concentrar en los tipos de defaulteo 1.docx
+++ b/CARGADEFAULTEO/Solo nos vamos a concentrar en los tipos de defaulteo 1.docx
@@ -107,15 +107,7 @@
     <w:p/>
     <w:p>
       <w:r>
-        <w:t xml:space="preserve">Y posteriormente acá se llena un </w:t>
-      </w:r>
-      <w:proofErr w:type="spellStart"/>
-      <w:r>
-        <w:t>layout</w:t>
-      </w:r>
-      <w:proofErr w:type="spellEnd"/>
-      <w:r>
-        <w:t xml:space="preserve"> </w:t>
+        <w:t xml:space="preserve">Y posteriormente acá se llena un layout </w:t>
       </w:r>
     </w:p>
     <w:p/>
@@ -165,23 +157,7 @@
     <w:p/>
     <w:p>
       <w:r>
-        <w:t xml:space="preserve">La primera </w:t>
-      </w:r>
-      <w:proofErr w:type="spellStart"/>
-      <w:r>
-        <w:t>colmna</w:t>
-      </w:r>
-      <w:proofErr w:type="spellEnd"/>
-      <w:r>
-        <w:t xml:space="preserve"> empieza siempre con test para los usuarios de </w:t>
-      </w:r>
-      <w:proofErr w:type="gramStart"/>
-      <w:r>
-        <w:t>prueba</w:t>
-      </w:r>
-      <w:proofErr w:type="gramEnd"/>
-      <w:r>
-        <w:t xml:space="preserve"> así como se muestra en el ejemplo </w:t>
+        <w:t xml:space="preserve">La primera colmna empieza siempre con test para los usuarios de prueba así como se muestra en el ejemplo </w:t>
       </w:r>
     </w:p>
     <w:p/>
@@ -230,15 +206,7 @@
     <w:p/>
     <w:p>
       <w:r>
-        <w:t xml:space="preserve">Una vez que se inicie la carga masiva se le puede dar </w:t>
-      </w:r>
-      <w:proofErr w:type="gramStart"/>
-      <w:r>
-        <w:t>e</w:t>
-      </w:r>
-      <w:proofErr w:type="gramEnd"/>
-      <w:r>
-        <w:t xml:space="preserve"> ver reporte y se vería esto </w:t>
+        <w:t xml:space="preserve">Una vez que se inicie la carga masiva se le puede dar e ver reporte y se vería esto </w:t>
       </w:r>
     </w:p>
     <w:p/>
@@ -347,39 +315,7 @@
     <w:p/>
     <w:p>
       <w:r>
-        <w:t xml:space="preserve">Luego entramos </w:t>
-      </w:r>
-      <w:proofErr w:type="spellStart"/>
-      <w:r>
-        <w:t>ala</w:t>
-      </w:r>
-      <w:proofErr w:type="spellEnd"/>
-      <w:r>
-        <w:t xml:space="preserve"> </w:t>
-      </w:r>
-      <w:proofErr w:type="spellStart"/>
-      <w:r>
-        <w:t>siguitne</w:t>
-      </w:r>
-      <w:proofErr w:type="spellEnd"/>
-      <w:r>
-        <w:t xml:space="preserve"> pantalla que se llama defaulteo de cotizaciones y con ese mismo empleado es candidato para que hagamos el defaulteo donde </w:t>
-      </w:r>
-      <w:proofErr w:type="spellStart"/>
-      <w:r>
-        <w:t>como</w:t>
-      </w:r>
-      <w:proofErr w:type="spellEnd"/>
-      <w:r>
-        <w:t xml:space="preserve"> te comentaba ahí vienen los tipos de </w:t>
-      </w:r>
-      <w:proofErr w:type="spellStart"/>
-      <w:r>
-        <w:t>defaulteos</w:t>
-      </w:r>
-      <w:proofErr w:type="spellEnd"/>
-      <w:r>
-        <w:t xml:space="preserve"> </w:t>
+        <w:t xml:space="preserve">Luego entramos ala siguitne pantalla que se llama defaulteo de cotizaciones y con ese mismo empleado es candidato para que hagamos el defaulteo donde como te comentaba ahí vienen los tipos de defaulteos </w:t>
       </w:r>
     </w:p>
     <w:p/>
@@ -434,23 +370,7 @@
     </w:p>
     <w:p>
       <w:r>
-        <w:t xml:space="preserve">Y los que ya tengan defaulteo que tengan </w:t>
-      </w:r>
-      <w:proofErr w:type="gramStart"/>
-      <w:r>
-        <w:t>solicitudes ,</w:t>
-      </w:r>
-      <w:proofErr w:type="gramEnd"/>
-      <w:r>
-        <w:t xml:space="preserve"> </w:t>
-      </w:r>
-      <w:proofErr w:type="gramStart"/>
-      <w:r>
-        <w:t>van</w:t>
-      </w:r>
-      <w:proofErr w:type="gramEnd"/>
-      <w:r>
-        <w:t xml:space="preserve"> aparecer acá en esta pantalla </w:t>
+        <w:t xml:space="preserve">Y los que ya tengan defaulteo que tengan solicitudes , van aparecer acá en esta pantalla </w:t>
       </w:r>
     </w:p>
     <w:p>
@@ -547,151 +467,15 @@
     <w:p/>
     <w:p>
       <w:r>
-        <w:t xml:space="preserve">Que es lo que tienen en común que apuntan </w:t>
-      </w:r>
-      <w:proofErr w:type="spellStart"/>
-      <w:r>
-        <w:t>ala</w:t>
-      </w:r>
-      <w:proofErr w:type="spellEnd"/>
-      <w:r>
-        <w:t xml:space="preserve"> misma </w:t>
-      </w:r>
-      <w:proofErr w:type="spellStart"/>
-      <w:r>
-        <w:t>bd</w:t>
-      </w:r>
-      <w:proofErr w:type="spellEnd"/>
-      <w:r>
-        <w:t xml:space="preserve"> , llegan </w:t>
-      </w:r>
-      <w:proofErr w:type="spellStart"/>
-      <w:r>
-        <w:t>ala</w:t>
-      </w:r>
-      <w:proofErr w:type="spellEnd"/>
-      <w:r>
-        <w:t xml:space="preserve"> misma tabla pero los inputs son diferentes y también lo que tienen de diferente es que cada </w:t>
-      </w:r>
-      <w:proofErr w:type="spellStart"/>
-      <w:r>
-        <w:t>procexo</w:t>
-      </w:r>
-      <w:proofErr w:type="spellEnd"/>
-      <w:r>
-        <w:t xml:space="preserve"> de carga tiene configurado diferentes </w:t>
-      </w:r>
-      <w:proofErr w:type="spellStart"/>
-      <w:r>
-        <w:t>stores</w:t>
-      </w:r>
-      <w:proofErr w:type="spellEnd"/>
-      <w:r>
-        <w:t xml:space="preserve"> , es decir para b2 son unos </w:t>
-      </w:r>
-      <w:proofErr w:type="spellStart"/>
-      <w:r>
-        <w:t>sp</w:t>
-      </w:r>
-      <w:proofErr w:type="spellEnd"/>
-      <w:r>
-        <w:t xml:space="preserve"> y para b3 son otros </w:t>
-      </w:r>
-      <w:proofErr w:type="spellStart"/>
-      <w:r>
-        <w:t>sp</w:t>
-      </w:r>
-      <w:proofErr w:type="spellEnd"/>
-      <w:r>
-        <w:t xml:space="preserve"> </w:t>
-      </w:r>
-      <w:r>
-        <w:t xml:space="preserve">, sin embargo hay que considerar que hay empresas que tienen procesos automáticos que quiere decir esto que hay servicios que consumen estos procesos mediante servicios y puede ser mediante el proceso de carga de b2 o b3 , pero </w:t>
-      </w:r>
-      <w:proofErr w:type="spellStart"/>
-      <w:r>
-        <w:t>actualemne</w:t>
-      </w:r>
-      <w:proofErr w:type="spellEnd"/>
-      <w:r>
-        <w:t xml:space="preserve"> estos servicios solo ocupan los </w:t>
-      </w:r>
-      <w:proofErr w:type="spellStart"/>
-      <w:r>
-        <w:t>stores</w:t>
-      </w:r>
-      <w:proofErr w:type="spellEnd"/>
-      <w:r>
-        <w:t xml:space="preserve"> del b2 entonces lo que se requiere es que exista una tabla de configuración </w:t>
-      </w:r>
-      <w:proofErr w:type="spellStart"/>
-      <w:r>
-        <w:t>alomejor</w:t>
-      </w:r>
-      <w:proofErr w:type="spellEnd"/>
-      <w:r>
-        <w:t xml:space="preserve"> la de </w:t>
-      </w:r>
-      <w:proofErr w:type="spellStart"/>
-      <w:r>
-        <w:t>ff_parametro</w:t>
-      </w:r>
-      <w:proofErr w:type="spellEnd"/>
-      <w:r>
-        <w:t xml:space="preserve"> , donde por empresa ahí se indique cual es el flujo que se utilizara , y que también esto </w:t>
-      </w:r>
-      <w:proofErr w:type="spellStart"/>
-      <w:r>
-        <w:t>alomejor</w:t>
-      </w:r>
-      <w:proofErr w:type="spellEnd"/>
-      <w:r>
-        <w:t xml:space="preserve"> se muestre con un </w:t>
-      </w:r>
-      <w:proofErr w:type="spellStart"/>
-      <w:r>
-        <w:t>on</w:t>
-      </w:r>
-      <w:proofErr w:type="spellEnd"/>
-      <w:r>
-        <w:t xml:space="preserve">/off en la pantalla de carga masiva para indicar cual es el proceso q esta vigente , en </w:t>
-      </w:r>
-      <w:proofErr w:type="spellStart"/>
-      <w:r>
-        <w:t>vexz</w:t>
-      </w:r>
-      <w:proofErr w:type="spellEnd"/>
-      <w:r>
-        <w:t xml:space="preserve"> de </w:t>
-      </w:r>
-      <w:proofErr w:type="spellStart"/>
-      <w:r>
-        <w:t>on</w:t>
-      </w:r>
-      <w:proofErr w:type="spellEnd"/>
-      <w:r>
-        <w:t xml:space="preserve"> off puede ser b2/b3 </w:t>
-      </w:r>
-    </w:p>
-    <w:p>
-      <w:r>
-        <w:t xml:space="preserve">Actualmente esos </w:t>
-      </w:r>
-      <w:proofErr w:type="spellStart"/>
-      <w:r>
-        <w:t>sp</w:t>
-      </w:r>
-      <w:proofErr w:type="spellEnd"/>
-      <w:r>
-        <w:t xml:space="preserve"> ´</w:t>
-      </w:r>
-      <w:proofErr w:type="spellStart"/>
-      <w:r>
-        <w:t>popr</w:t>
-      </w:r>
-      <w:proofErr w:type="spellEnd"/>
-      <w:r>
-        <w:t xml:space="preserve"> empresa están acá </w:t>
+        <w:t xml:space="preserve">Que es lo que tienen en común que apuntan ala misma bd , llegan ala misma tabla pero los inputs son diferentes y también lo que tienen de diferente es que cada procexo de carga tiene configurado diferentes stores , es decir para b2 son unos sp y para b3 son otros sp </w:t>
+      </w:r>
+      <w:r>
+        <w:t xml:space="preserve">, sin embargo hay que considerar que hay empresas que tienen procesos automáticos que quiere decir esto que hay servicios que consumen estos procesos mediante servicios y puede ser mediante el proceso de carga de b2 o b3 , pero actualemne estos servicios solo ocupan los stores del b2 entonces lo que se requiere es que exista una tabla de configuración alomejor la de ff_parametro , donde por empresa ahí se indique cual es el flujo que se utilizara , y que también esto alomejor se muestre con un on/off en la pantalla de carga masiva para indicar cual es el proceso q esta vigente , en vexz de on off puede ser b2/b3 </w:t>
+      </w:r>
+    </w:p>
+    <w:p>
+      <w:r>
+        <w:t xml:space="preserve">Actualmente esos sp ´popr empresa están acá </w:t>
       </w:r>
     </w:p>
     <w:p>
@@ -781,15 +565,7 @@
     </w:p>
     <w:p>
       <w:r>
-        <w:t xml:space="preserve">Y estos son los </w:t>
-      </w:r>
-      <w:proofErr w:type="spellStart"/>
-      <w:r>
-        <w:t>sp</w:t>
-      </w:r>
-      <w:proofErr w:type="spellEnd"/>
-      <w:r>
-        <w:t xml:space="preserve"> de carga masiva de b3 </w:t>
+        <w:t xml:space="preserve">Y estos son los sp de carga masiva de b3 </w:t>
       </w:r>
     </w:p>
     <w:p/>
@@ -847,43 +623,14 @@
     <w:p/>
     <w:p>
       <w:r>
-        <w:t xml:space="preserve">Y actualmente esa tabla nos sirve para </w:t>
-      </w:r>
-      <w:proofErr w:type="gramStart"/>
-      <w:r>
-        <w:t>configurar ,</w:t>
-      </w:r>
-      <w:proofErr w:type="gramEnd"/>
-      <w:r>
-        <w:t xml:space="preserve"> ya sea camino b2 o camino b3 y lo idea </w:t>
-      </w:r>
-      <w:proofErr w:type="spellStart"/>
-      <w:r>
-        <w:t>seria</w:t>
-      </w:r>
-      <w:proofErr w:type="spellEnd"/>
-      <w:r>
-        <w:t xml:space="preserve"> poder </w:t>
-      </w:r>
-      <w:proofErr w:type="spellStart"/>
-      <w:r>
-        <w:t>ocnfigurar</w:t>
-      </w:r>
-      <w:proofErr w:type="spellEnd"/>
-      <w:r>
-        <w:t xml:space="preserve"> ya pensándolo </w:t>
-      </w:r>
-      <w:proofErr w:type="gramStart"/>
-      <w:r>
-        <w:t>bien ,</w:t>
-      </w:r>
-      <w:proofErr w:type="gramEnd"/>
-      <w:r>
-        <w:t xml:space="preserve"> configuración para pantalla y configuración para proceso automático </w:t>
-      </w:r>
-    </w:p>
-    <w:p>
-      <w:r>
+        <w:t xml:space="preserve">Y actualmente esa tabla nos sirve para configurar , ya sea camino b2 o camino b3 y lo idea seria poder ocnfigurar ya pensándolo bien , configuración para pantalla y configuración para proceso automático </w:t>
+      </w:r>
+    </w:p>
+    <w:p>
+      <w:r>
+        <w:rPr>
+          <w:noProof/>
+        </w:rPr>
         <w:drawing>
           <wp:inline distT="0" distB="0" distL="0" distR="0" wp14:anchorId="6E15D7EF" wp14:editId="396C1D61">
             <wp:extent cx="5612130" cy="2988945"/>
@@ -922,7 +669,46 @@
       </w:r>
     </w:p>
     <w:p/>
-    <w:p/>
+    <w:p>
+      <w:r>
+        <w:lastRenderedPageBreak/>
+        <w:drawing>
+          <wp:inline distT="0" distB="0" distL="0" distR="0" wp14:anchorId="65DF1C13" wp14:editId="2BBD3D54">
+            <wp:extent cx="5612130" cy="2984500"/>
+            <wp:effectExtent l="0" t="0" r="7620" b="6350"/>
+            <wp:docPr id="1797218837" name="Imagen 1"/>
+            <wp:cNvGraphicFramePr>
+              <a:graphicFrameLocks xmlns:a="http://schemas.openxmlformats.org/drawingml/2006/main" noChangeAspect="1"/>
+            </wp:cNvGraphicFramePr>
+            <a:graphic xmlns:a="http://schemas.openxmlformats.org/drawingml/2006/main">
+              <a:graphicData uri="http://schemas.openxmlformats.org/drawingml/2006/picture">
+                <pic:pic xmlns:pic="http://schemas.openxmlformats.org/drawingml/2006/picture">
+                  <pic:nvPicPr>
+                    <pic:cNvPr id="1797218837" name=""/>
+                    <pic:cNvPicPr/>
+                  </pic:nvPicPr>
+                  <pic:blipFill>
+                    <a:blip r:embed="rId17"/>
+                    <a:stretch>
+                      <a:fillRect/>
+                    </a:stretch>
+                  </pic:blipFill>
+                  <pic:spPr>
+                    <a:xfrm>
+                      <a:off x="0" y="0"/>
+                      <a:ext cx="5612130" cy="2984500"/>
+                    </a:xfrm>
+                    <a:prstGeom prst="rect">
+                      <a:avLst/>
+                    </a:prstGeom>
+                  </pic:spPr>
+                </pic:pic>
+              </a:graphicData>
+            </a:graphic>
+          </wp:inline>
+        </w:drawing>
+      </w:r>
+    </w:p>
     <w:sectPr>
       <w:pgSz w:w="12240" w:h="15840"/>
       <w:pgMar w:top="1417" w:right="1701" w:bottom="1417" w:left="1701" w:header="708" w:footer="708" w:gutter="0"/>
